--- a/printables/sprint/U2-第二单元冲刺.docx
+++ b/printables/sprint/U2-第二单元冲刺.docx
@@ -4,7 +4,7 @@
   <w:body>
     <w:p>
       <w:pPr>
-        <w:spacing w:before="0" w:after="20" w:line="252" w:lineRule="auto"/>
+        <w:spacing w:before="0" w:after="20" w:line="288" w:lineRule="auto"/>
         <w:jc w:val="center"/>
       </w:pPr>
       <w:r>
@@ -19,7 +19,7 @@
     </w:p>
     <w:p>
       <w:pPr>
-        <w:spacing w:before="0" w:after="20" w:line="252" w:lineRule="auto"/>
+        <w:spacing w:before="0" w:after="20" w:line="288" w:lineRule="auto"/>
         <w:jc w:val="center"/>
       </w:pPr>
       <w:r>
@@ -34,7 +34,7 @@
     </w:p>
     <w:p>
       <w:pPr>
-        <w:spacing w:before="0" w:after="80" w:line="252" w:lineRule="auto"/>
+        <w:spacing w:before="0" w:after="80" w:line="288" w:lineRule="auto"/>
       </w:pPr>
       <w:r>
         <w:rPr>
@@ -48,7 +48,7 @@
     </w:p>
     <w:p>
       <w:pPr>
-        <w:spacing w:before="0" w:after="120" w:line="252" w:lineRule="auto"/>
+        <w:spacing w:before="0" w:after="120" w:line="288" w:lineRule="auto"/>
       </w:pPr>
       <w:r>
         <w:rPr>
@@ -62,21 +62,21 @@
     </w:p>
     <w:p>
       <w:pPr>
-        <w:spacing w:before="100" w:after="60" w:line="252" w:lineRule="auto"/>
+        <w:spacing w:before="160" w:after="160" w:line="288" w:lineRule="auto"/>
       </w:pPr>
       <w:r>
         <w:rPr>
           <w:rFonts w:ascii="宋体" w:hAnsi="宋体" w:eastAsia="宋体"/>
           <w:b/>
           <w:color w:val="E85D04"/>
-          <w:sz w:val="22"/>
+          <w:sz w:val="24"/>
         </w:rPr>
         <w:t>一、字词：身份、揭晓、注视、的确、证明、蝙蝠、呼风唤雨</w:t>
       </w:r>
     </w:p>
     <w:p>
       <w:pPr>
-        <w:spacing w:before="0" w:after="60" w:line="252" w:lineRule="auto"/>
+        <w:spacing w:before="0" w:after="60" w:line="288" w:lineRule="auto"/>
       </w:pPr>
       <w:r>
         <w:rPr>
@@ -90,63 +90,63 @@
     </w:p>
     <w:p>
       <w:pPr>
-        <w:spacing w:before="0" w:after="100" w:line="252" w:lineRule="auto"/>
+        <w:spacing w:before="0" w:after="200" w:line="288" w:lineRule="auto"/>
       </w:pPr>
       <w:r>
         <w:rPr>
           <w:rFonts w:ascii="宋体" w:hAnsi="宋体" w:eastAsia="宋体"/>
           <w:b w:val="0"/>
           <w:color w:val="1C1917"/>
-          <w:sz w:val="24"/>
+          <w:sz w:val="28"/>
         </w:rPr>
-        <w:t>____________________________________________________________</w:t>
+        <w:t>＿＿＿＿＿＿＿＿＿＿＿＿＿＿＿＿＿＿＿＿＿＿＿＿＿＿＿＿＿＿</w:t>
       </w:r>
     </w:p>
     <w:p>
       <w:pPr>
-        <w:spacing w:before="0" w:after="100" w:line="252" w:lineRule="auto"/>
+        <w:spacing w:before="0" w:after="200" w:line="288" w:lineRule="auto"/>
       </w:pPr>
       <w:r>
         <w:rPr>
           <w:rFonts w:ascii="宋体" w:hAnsi="宋体" w:eastAsia="宋体"/>
           <w:b w:val="0"/>
           <w:color w:val="1C1917"/>
-          <w:sz w:val="24"/>
+          <w:sz w:val="28"/>
         </w:rPr>
-        <w:t>____________________________________________________________</w:t>
+        <w:t>＿＿＿＿＿＿＿＿＿＿＿＿＿＿＿＿＿＿＿＿＿＿＿＿＿＿＿＿＿＿</w:t>
       </w:r>
     </w:p>
     <w:p>
       <w:pPr>
-        <w:spacing w:before="0" w:after="100" w:line="252" w:lineRule="auto"/>
+        <w:spacing w:before="0" w:after="200" w:line="288" w:lineRule="auto"/>
       </w:pPr>
       <w:r>
         <w:rPr>
           <w:rFonts w:ascii="宋体" w:hAnsi="宋体" w:eastAsia="宋体"/>
           <w:b w:val="0"/>
           <w:color w:val="1C1917"/>
-          <w:sz w:val="24"/>
+          <w:sz w:val="28"/>
         </w:rPr>
-        <w:t>____________________________________________________________</w:t>
+        <w:t>＿＿＿＿＿＿＿＿＿＿＿＿＿＿＿＿＿＿＿＿＿＿＿＿＿＿＿＿＿＿</w:t>
       </w:r>
     </w:p>
     <w:p>
       <w:pPr>
-        <w:spacing w:before="100" w:after="60" w:line="252" w:lineRule="auto"/>
+        <w:spacing w:before="160" w:after="160" w:line="288" w:lineRule="auto"/>
       </w:pPr>
       <w:r>
         <w:rPr>
           <w:rFonts w:ascii="宋体" w:hAnsi="宋体" w:eastAsia="宋体"/>
           <w:b/>
           <w:color w:val="E85D04"/>
-          <w:sz w:val="22"/>
+          <w:sz w:val="24"/>
         </w:rPr>
         <w:t>二、选字：纲/冈、即/既、具/俱；多音：蝙蝠 biān、一溜烟 liù、避开 bì</w:t>
       </w:r>
     </w:p>
     <w:p>
       <w:pPr>
-        <w:spacing w:before="0" w:after="60" w:line="252" w:lineRule="auto"/>
+        <w:spacing w:before="0" w:after="60" w:line="288" w:lineRule="auto"/>
       </w:pPr>
       <w:r>
         <w:rPr>
@@ -160,49 +160,49 @@
     </w:p>
     <w:p>
       <w:pPr>
-        <w:spacing w:before="0" w:after="100" w:line="252" w:lineRule="auto"/>
+        <w:spacing w:before="0" w:after="200" w:line="288" w:lineRule="auto"/>
       </w:pPr>
       <w:r>
         <w:rPr>
           <w:rFonts w:ascii="宋体" w:hAnsi="宋体" w:eastAsia="宋体"/>
           <w:b w:val="0"/>
           <w:color w:val="1C1917"/>
-          <w:sz w:val="24"/>
+          <w:sz w:val="28"/>
         </w:rPr>
-        <w:t>____________________________________________________________</w:t>
+        <w:t>＿＿＿＿＿＿＿＿＿＿＿＿＿＿＿＿＿＿＿＿＿＿＿＿＿＿＿＿＿＿</w:t>
       </w:r>
     </w:p>
     <w:p>
       <w:pPr>
-        <w:spacing w:before="0" w:after="100" w:line="252" w:lineRule="auto"/>
+        <w:spacing w:before="0" w:after="200" w:line="288" w:lineRule="auto"/>
       </w:pPr>
       <w:r>
         <w:rPr>
           <w:rFonts w:ascii="宋体" w:hAnsi="宋体" w:eastAsia="宋体"/>
           <w:b w:val="0"/>
           <w:color w:val="1C1917"/>
-          <w:sz w:val="24"/>
+          <w:sz w:val="28"/>
         </w:rPr>
-        <w:t>____________________________________________________________</w:t>
+        <w:t>＿＿＿＿＿＿＿＿＿＿＿＿＿＿＿＿＿＿＿＿＿＿＿＿＿＿＿＿＿＿</w:t>
       </w:r>
     </w:p>
     <w:p>
       <w:pPr>
-        <w:spacing w:before="100" w:after="60" w:line="252" w:lineRule="auto"/>
+        <w:spacing w:before="160" w:after="160" w:line="288" w:lineRule="auto"/>
       </w:pPr>
       <w:r>
         <w:rPr>
           <w:rFonts w:ascii="宋体" w:hAnsi="宋体" w:eastAsia="宋体"/>
           <w:b/>
           <w:color w:val="E85D04"/>
-          <w:sz w:val="22"/>
+          <w:sz w:val="24"/>
         </w:rPr>
         <w:t>三、改写句子两类；园地名句默写（韩愈、中庸、方以智）</w:t>
       </w:r>
     </w:p>
     <w:p>
       <w:pPr>
-        <w:spacing w:before="0" w:after="60" w:line="252" w:lineRule="auto"/>
+        <w:spacing w:before="0" w:after="60" w:line="288" w:lineRule="auto"/>
       </w:pPr>
       <w:r>
         <w:rPr>
@@ -216,91 +216,91 @@
     </w:p>
     <w:p>
       <w:pPr>
-        <w:spacing w:before="0" w:after="100" w:line="252" w:lineRule="auto"/>
+        <w:spacing w:before="0" w:after="200" w:line="288" w:lineRule="auto"/>
       </w:pPr>
       <w:r>
         <w:rPr>
           <w:rFonts w:ascii="宋体" w:hAnsi="宋体" w:eastAsia="宋体"/>
           <w:b w:val="0"/>
           <w:color w:val="1C1917"/>
-          <w:sz w:val="24"/>
+          <w:sz w:val="28"/>
         </w:rPr>
-        <w:t>____________________________________________________________</w:t>
+        <w:t>＿＿＿＿＿＿＿＿＿＿＿＿＿＿＿＿＿＿＿＿＿＿＿＿＿＿＿＿＿＿</w:t>
       </w:r>
     </w:p>
     <w:p>
       <w:pPr>
-        <w:spacing w:before="0" w:after="100" w:line="252" w:lineRule="auto"/>
+        <w:spacing w:before="0" w:after="200" w:line="288" w:lineRule="auto"/>
       </w:pPr>
       <w:r>
         <w:rPr>
           <w:rFonts w:ascii="宋体" w:hAnsi="宋体" w:eastAsia="宋体"/>
           <w:b w:val="0"/>
           <w:color w:val="1C1917"/>
-          <w:sz w:val="24"/>
+          <w:sz w:val="28"/>
         </w:rPr>
-        <w:t>____________________________________________________________</w:t>
+        <w:t>＿＿＿＿＿＿＿＿＿＿＿＿＿＿＿＿＿＿＿＿＿＿＿＿＿＿＿＿＿＿</w:t>
       </w:r>
     </w:p>
     <w:p>
       <w:pPr>
-        <w:spacing w:before="0" w:after="100" w:line="252" w:lineRule="auto"/>
+        <w:spacing w:before="0" w:after="200" w:line="288" w:lineRule="auto"/>
       </w:pPr>
       <w:r>
         <w:rPr>
           <w:rFonts w:ascii="宋体" w:hAnsi="宋体" w:eastAsia="宋体"/>
           <w:b w:val="0"/>
           <w:color w:val="1C1917"/>
-          <w:sz w:val="24"/>
+          <w:sz w:val="28"/>
         </w:rPr>
-        <w:t>____________________________________________________________</w:t>
+        <w:t>＿＿＿＿＿＿＿＿＿＿＿＿＿＿＿＿＿＿＿＿＿＿＿＿＿＿＿＿＿＿</w:t>
       </w:r>
     </w:p>
     <w:p>
       <w:pPr>
-        <w:spacing w:before="100" w:after="60" w:line="252" w:lineRule="auto"/>
+        <w:spacing w:before="160" w:after="160" w:line="288" w:lineRule="auto"/>
       </w:pPr>
       <w:r>
         <w:rPr>
           <w:rFonts w:ascii="宋体" w:hAnsi="宋体" w:eastAsia="宋体"/>
           <w:b/>
           <w:color w:val="E85D04"/>
-          <w:sz w:val="22"/>
+          <w:sz w:val="24"/>
         </w:rPr>
         <w:t>四、阅读：解释词语 + 分类提问</w:t>
       </w:r>
     </w:p>
     <w:p>
       <w:pPr>
-        <w:spacing w:before="0" w:after="100" w:line="252" w:lineRule="auto"/>
+        <w:spacing w:before="0" w:after="200" w:line="288" w:lineRule="auto"/>
       </w:pPr>
       <w:r>
         <w:rPr>
           <w:rFonts w:ascii="宋体" w:hAnsi="宋体" w:eastAsia="宋体"/>
           <w:b w:val="0"/>
           <w:color w:val="1C1917"/>
-          <w:sz w:val="24"/>
+          <w:sz w:val="28"/>
         </w:rPr>
-        <w:t>____________________________________________________________</w:t>
+        <w:t>＿＿＿＿＿＿＿＿＿＿＿＿＿＿＿＿＿＿＿＿＿＿＿＿＿＿＿＿＿＿</w:t>
       </w:r>
     </w:p>
     <w:p>
       <w:pPr>
-        <w:spacing w:before="0" w:after="100" w:line="252" w:lineRule="auto"/>
+        <w:spacing w:before="0" w:after="200" w:line="288" w:lineRule="auto"/>
       </w:pPr>
       <w:r>
         <w:rPr>
           <w:rFonts w:ascii="宋体" w:hAnsi="宋体" w:eastAsia="宋体"/>
           <w:b w:val="0"/>
           <w:color w:val="1C1917"/>
-          <w:sz w:val="24"/>
+          <w:sz w:val="28"/>
         </w:rPr>
-        <w:t>____________________________________________________________</w:t>
+        <w:t>＿＿＿＿＿＿＿＿＿＿＿＿＿＿＿＿＿＿＿＿＿＿＿＿＿＿＿＿＿＿</w:t>
       </w:r>
     </w:p>
     <w:p>
       <w:pPr>
-        <w:spacing w:before="80" w:after="40" w:line="252" w:lineRule="auto"/>
+        <w:spacing w:before="80" w:after="60" w:line="288" w:lineRule="auto"/>
       </w:pPr>
       <w:r>
         <w:rPr>
@@ -314,7 +314,7 @@
     </w:p>
     <w:sectPr>
       <w:pgSz w:w="11906" w:h="16838"/>
-      <w:pgMar w:top="567" w:right="680" w:bottom="567" w:left="680" w:header="720" w:footer="720" w:gutter="0"/>
+      <w:pgMar w:top="850" w:right="1020" w:bottom="850" w:left="1020" w:header="720" w:footer="720" w:gutter="0"/>
       <w:cols w:space="720"/>
       <w:docGrid w:linePitch="360"/>
     </w:sectPr>
@@ -687,7 +687,7 @@
     <w:rsid w:val="00FC693F"/>
     <w:rPr>
       <w:rFonts w:ascii="宋体" w:hAnsi="宋体" w:eastAsia="宋体"/>
-      <w:sz w:val="21"/>
+      <w:sz w:val="24"/>
     </w:rPr>
   </w:style>
   <w:style w:type="paragraph" w:styleId="Header">
